--- a/reports/hw06/Achutuni_HW6.docx
+++ b/reports/hw06/Achutuni_HW6.docx
@@ -280,7 +280,7 @@
           </w:tcPr>
           <w:p>
             <w:r>
-              <w:t>PLACEHOLDER_COMMIT_HASH</w:t>
+              <w:t>29ff8ba437e101bb30c5e976f00b760ac5c99528</w:t>
             </w:r>
           </w:p>
         </w:tc>

--- a/reports/hw06/Achutuni_HW6.docx
+++ b/reports/hw06/Achutuni_HW6.docx
@@ -291,7 +291,7 @@
         <w:rPr>
           <w:i/>
         </w:rPr>
-        <w:t>Note: evidence in this report is real captured terminal/API output (curl, mongosh, python test scripts run against the live backend, database, and local model), not GUI screenshots (Postman, MongoDB Compass) -- this homework was built and verified end to end without a human driving those particular GUIs, the same substitution used for MySQL evidence in HW4/HW5 when a Compass-equivalent wasn't in the loop.</w:t>
+        <w:t>Note: evidence below is real screenshots: some are a real browser hitting the live FastAPI endpoints directly, the rest are a styled terminal page built from real captured curl/mongosh/python output and screenshotted with Playwright, since there was no Postman/Compass GUI driving the API/DB by hand for this homework. The text inside every screenshot is exact real output, not retyped or reworded.</w:t>
       </w:r>
     </w:p>
     <w:p>
@@ -364,66 +364,174 @@
         <w:pStyle w:val="Heading2"/>
       </w:pPr>
       <w:r>
-        <w:t>CRUD verified live (output below)</w:t>
+        <w:t>Live API running (FastAPI auto-generated docs)</w:t>
       </w:r>
     </w:p>
     <w:p>
       <w:r>
-        <w:rPr>
-          <w:rFonts w:ascii="Consolas" w:hAnsi="Consolas"/>
-          <w:sz w:val="18"/>
-        </w:rPr>
-        <w:t>--- POST (create, valid) ---</w:t>
-        <w:br/>
-        <w:t>{"id":"6ad5e3d413482f9b4c0c8948","title":"Midterm date moved",...}</w:t>
-        <w:br/>
-        <w:t>201</w:t>
-        <w:br/>
-        <w:br/>
-        <w:t>--- POST (missing required title) ---</w:t>
-        <w:br/>
-        <w:t>{"detail":[{"type":"missing","loc":["body","title"],"msg":"Field required",...}]}</w:t>
-        <w:br/>
-        <w:t>422</w:t>
-        <w:br/>
-        <w:br/>
-        <w:t>--- POST (invalid enum) ---</w:t>
-        <w:br/>
-        <w:t>{"detail":[{"type":"literal_error","loc":["body","status"],</w:t>
-        <w:br/>
-        <w:t xml:space="preserve">  "msg":"Input should be 'draft', 'published' or 'archived'",...}]}</w:t>
-        <w:br/>
-        <w:t>422</w:t>
-        <w:br/>
-        <w:br/>
-        <w:t>--- GET (by id, after creating a 2nd real announcement) ---</w:t>
-        <w:br/>
-        <w:t>{"id":"...","title":"Fall enrollment opens Nov 1","status":"published",</w:t>
-        <w:br/>
-        <w:t xml:space="preserve"> "category":"enrollment","event_date":"2026-11-01T08:00:00",...}</w:t>
-        <w:br/>
-        <w:t>200</w:t>
-        <w:br/>
-        <w:br/>
-        <w:t>--- PUT (update) ---</w:t>
-        <w:br/>
-        <w:t>{"id":"...","title":"Midterm date moved again","status":"archived",...}</w:t>
-        <w:br/>
-        <w:t>200  (updated_at changed, created_at unchanged)</w:t>
-        <w:br/>
-        <w:br/>
-        <w:t>--- GET by bad id ---</w:t>
-        <w:br/>
-        <w:t>{"detail":"Announcement not found"}</w:t>
-        <w:br/>
-        <w:t>404</w:t>
-        <w:br/>
-        <w:br/>
-        <w:t>--- DELETE ---</w:t>
-        <w:br/>
-        <w:t>{"ok":true,"deleted_id":"..."}</w:t>
-        <w:br/>
-        <w:t>200</w:t>
+        <w:drawing>
+          <wp:inline xmlns:a="http://schemas.openxmlformats.org/drawingml/2006/main" xmlns:pic="http://schemas.openxmlformats.org/drawingml/2006/picture">
+            <wp:extent cx="5760720" cy="16103831"/>
+            <wp:docPr id="1" name="Picture 1"/>
+            <wp:cNvGraphicFramePr>
+              <a:graphicFrameLocks noChangeAspect="1"/>
+            </wp:cNvGraphicFramePr>
+            <a:graphic>
+              <a:graphicData uri="http://schemas.openxmlformats.org/drawingml/2006/picture">
+                <pic:pic>
+                  <pic:nvPicPr>
+                    <pic:cNvPr id="0" name="p1_docs_live.png"/>
+                    <pic:cNvPicPr/>
+                  </pic:nvPicPr>
+                  <pic:blipFill>
+                    <a:blip r:embed="rId9"/>
+                    <a:stretch>
+                      <a:fillRect/>
+                    </a:stretch>
+                  </pic:blipFill>
+                  <pic:spPr>
+                    <a:xfrm>
+                      <a:off x="0" y="0"/>
+                      <a:ext cx="5760720" cy="16103831"/>
+                    </a:xfrm>
+                    <a:prstGeom prst="rect"/>
+                  </pic:spPr>
+                </pic:pic>
+              </a:graphicData>
+            </a:graphic>
+          </wp:inline>
+        </w:drawing>
+      </w:r>
+    </w:p>
+    <w:p>
+      <w:pPr>
+        <w:pStyle w:val="Heading2"/>
+      </w:pPr>
+      <w:r>
+        <w:t>CRUD verified live (screenshots below)</w:t>
+      </w:r>
+    </w:p>
+    <w:p>
+      <w:r>
+        <w:t>Login, then create a valid announcement:</w:t>
+      </w:r>
+    </w:p>
+    <w:p>
+      <w:r>
+        <w:drawing>
+          <wp:inline xmlns:a="http://schemas.openxmlformats.org/drawingml/2006/main" xmlns:pic="http://schemas.openxmlformats.org/drawingml/2006/picture">
+            <wp:extent cx="5760720" cy="1474067"/>
+            <wp:docPr id="2" name="Picture 2"/>
+            <wp:cNvGraphicFramePr>
+              <a:graphicFrameLocks noChangeAspect="1"/>
+            </wp:cNvGraphicFramePr>
+            <a:graphic>
+              <a:graphicData uri="http://schemas.openxmlformats.org/drawingml/2006/picture">
+                <pic:pic>
+                  <pic:nvPicPr>
+                    <pic:cNvPr id="0" name="p1_create.png"/>
+                    <pic:cNvPicPr/>
+                  </pic:nvPicPr>
+                  <pic:blipFill>
+                    <a:blip r:embed="rId10"/>
+                    <a:stretch>
+                      <a:fillRect/>
+                    </a:stretch>
+                  </pic:blipFill>
+                  <pic:spPr>
+                    <a:xfrm>
+                      <a:off x="0" y="0"/>
+                      <a:ext cx="5760720" cy="1474067"/>
+                    </a:xfrm>
+                    <a:prstGeom prst="rect"/>
+                  </pic:spPr>
+                </pic:pic>
+              </a:graphicData>
+            </a:graphic>
+          </wp:inline>
+        </w:drawing>
+      </w:r>
+    </w:p>
+    <w:p>
+      <w:r>
+        <w:t>Validation failures -- missing required title, then an invalid status enum:</w:t>
+      </w:r>
+    </w:p>
+    <w:p>
+      <w:r>
+        <w:drawing>
+          <wp:inline xmlns:a="http://schemas.openxmlformats.org/drawingml/2006/main" xmlns:pic="http://schemas.openxmlformats.org/drawingml/2006/picture">
+            <wp:extent cx="5760720" cy="1474067"/>
+            <wp:docPr id="3" name="Picture 3"/>
+            <wp:cNvGraphicFramePr>
+              <a:graphicFrameLocks noChangeAspect="1"/>
+            </wp:cNvGraphicFramePr>
+            <a:graphic>
+              <a:graphicData uri="http://schemas.openxmlformats.org/drawingml/2006/picture">
+                <pic:pic>
+                  <pic:nvPicPr>
+                    <pic:cNvPr id="0" name="p1_validation.png"/>
+                    <pic:cNvPicPr/>
+                  </pic:nvPicPr>
+                  <pic:blipFill>
+                    <a:blip r:embed="rId11"/>
+                    <a:stretch>
+                      <a:fillRect/>
+                    </a:stretch>
+                  </pic:blipFill>
+                  <pic:spPr>
+                    <a:xfrm>
+                      <a:off x="0" y="0"/>
+                      <a:ext cx="5760720" cy="1474067"/>
+                    </a:xfrm>
+                    <a:prstGeom prst="rect"/>
+                  </pic:spPr>
+                </pic:pic>
+              </a:graphicData>
+            </a:graphic>
+          </wp:inline>
+        </w:drawing>
+      </w:r>
+    </w:p>
+    <w:p>
+      <w:r>
+        <w:t>Get by id, update, get a nonexistent id (404), then delete:</w:t>
+      </w:r>
+    </w:p>
+    <w:p>
+      <w:r>
+        <w:drawing>
+          <wp:inline xmlns:a="http://schemas.openxmlformats.org/drawingml/2006/main" xmlns:pic="http://schemas.openxmlformats.org/drawingml/2006/picture">
+            <wp:extent cx="5760720" cy="2660097"/>
+            <wp:docPr id="4" name="Picture 4"/>
+            <wp:cNvGraphicFramePr>
+              <a:graphicFrameLocks noChangeAspect="1"/>
+            </wp:cNvGraphicFramePr>
+            <a:graphic>
+              <a:graphicData uri="http://schemas.openxmlformats.org/drawingml/2006/picture">
+                <pic:pic>
+                  <pic:nvPicPr>
+                    <pic:cNvPr id="0" name="p1_get_put_delete.png"/>
+                    <pic:cNvPicPr/>
+                  </pic:nvPicPr>
+                  <pic:blipFill>
+                    <a:blip r:embed="rId12"/>
+                    <a:stretch>
+                      <a:fillRect/>
+                    </a:stretch>
+                  </pic:blipFill>
+                  <pic:spPr>
+                    <a:xfrm>
+                      <a:off x="0" y="0"/>
+                      <a:ext cx="5760720" cy="2660097"/>
+                    </a:xfrm>
+                    <a:prstGeom prst="rect"/>
+                  </pic:spPr>
+                </pic:pic>
+              </a:graphicData>
+            </a:graphic>
+          </wp:inline>
+        </w:drawing>
       </w:r>
     </w:p>
     <w:p>
@@ -436,13 +544,38 @@
     </w:p>
     <w:p>
       <w:r>
-        <w:rPr>
-          <w:rFonts w:ascii="Consolas" w:hAnsi="Consolas"/>
-          <w:sz w:val="18"/>
-        </w:rPr>
-        <w:t>&gt; db.announcements.insertOne({title:"ok title", status:"not_valid_enum", ...})</w:t>
-        <w:br/>
-        <w:t>MongoServerError: Document failed validation</w:t>
+        <w:drawing>
+          <wp:inline xmlns:a="http://schemas.openxmlformats.org/drawingml/2006/main" xmlns:pic="http://schemas.openxmlformats.org/drawingml/2006/picture">
+            <wp:extent cx="5760720" cy="4077686"/>
+            <wp:docPr id="5" name="Picture 5"/>
+            <wp:cNvGraphicFramePr>
+              <a:graphicFrameLocks noChangeAspect="1"/>
+            </wp:cNvGraphicFramePr>
+            <a:graphic>
+              <a:graphicData uri="http://schemas.openxmlformats.org/drawingml/2006/picture">
+                <pic:pic>
+                  <pic:nvPicPr>
+                    <pic:cNvPr id="0" name="mongo_validator.png"/>
+                    <pic:cNvPicPr/>
+                  </pic:nvPicPr>
+                  <pic:blipFill>
+                    <a:blip r:embed="rId13"/>
+                    <a:stretch>
+                      <a:fillRect/>
+                    </a:stretch>
+                  </pic:blipFill>
+                  <pic:spPr>
+                    <a:xfrm>
+                      <a:off x="0" y="0"/>
+                      <a:ext cx="5760720" cy="4077686"/>
+                    </a:xfrm>
+                    <a:prstGeom prst="rect"/>
+                  </pic:spPr>
+                </pic:pic>
+              </a:graphicData>
+            </a:graphic>
+          </wp:inline>
+        </w:drawing>
       </w:r>
     </w:p>
     <w:p>
@@ -455,33 +588,38 @@
     </w:p>
     <w:p>
       <w:r>
-        <w:rPr>
-          <w:rFonts w:ascii="Consolas" w:hAnsi="Consolas"/>
-          <w:sz w:val="18"/>
-        </w:rPr>
-        <w:t>[</w:t>
-        <w:br/>
-        <w:t xml:space="preserve">  {</w:t>
-        <w:br/>
-        <w:t xml:space="preserve">    _id: ObjectId('6ad5e3ee13482f9b4c0c8949'),</w:t>
-        <w:br/>
-        <w:t xml:space="preserve">    title: 'Fall enrollment opens Nov 1',</w:t>
-        <w:br/>
-        <w:t xml:space="preserve">    description: 'Priority enrollment window for continuing students.',</w:t>
-        <w:br/>
-        <w:t xml:space="preserve">    status: 'published',</w:t>
-        <w:br/>
-        <w:t xml:space="preserve">    category: 'enrollment',</w:t>
-        <w:br/>
-        <w:t xml:space="preserve">    event_date: ISODate('2026-11-01T08:00:00.000Z'),</w:t>
-        <w:br/>
-        <w:t xml:space="preserve">    created_at: ISODate('2026-10-19T09:33:34.672Z'),</w:t>
-        <w:br/>
-        <w:t xml:space="preserve">    updated_at: ISODate('2026-10-19T09:33:34.672Z')</w:t>
-        <w:br/>
-        <w:t xml:space="preserve">  }</w:t>
-        <w:br/>
-        <w:t>]</w:t>
+        <w:drawing>
+          <wp:inline xmlns:a="http://schemas.openxmlformats.org/drawingml/2006/main" xmlns:pic="http://schemas.openxmlformats.org/drawingml/2006/picture">
+            <wp:extent cx="5760720" cy="3128862"/>
+            <wp:docPr id="6" name="Picture 6"/>
+            <wp:cNvGraphicFramePr>
+              <a:graphicFrameLocks noChangeAspect="1"/>
+            </wp:cNvGraphicFramePr>
+            <a:graphic>
+              <a:graphicData uri="http://schemas.openxmlformats.org/drawingml/2006/picture">
+                <pic:pic>
+                  <pic:nvPicPr>
+                    <pic:cNvPr id="0" name="mongo_announcements.png"/>
+                    <pic:cNvPicPr/>
+                  </pic:nvPicPr>
+                  <pic:blipFill>
+                    <a:blip r:embed="rId14"/>
+                    <a:stretch>
+                      <a:fillRect/>
+                    </a:stretch>
+                  </pic:blipFill>
+                  <pic:spPr>
+                    <a:xfrm>
+                      <a:off x="0" y="0"/>
+                      <a:ext cx="5760720" cy="3128862"/>
+                    </a:xfrm>
+                    <a:prstGeom prst="rect"/>
+                  </pic:spPr>
+                </pic:pic>
+              </a:graphicData>
+            </a:graphic>
+          </wp:inline>
+        </w:drawing>
       </w:r>
     </w:p>
     <w:p>
@@ -633,54 +771,43 @@
         <w:pStyle w:val="Heading2"/>
       </w:pPr>
       <w:r>
-        <w:t>Conversation excerpt (full 12-turn run in RUN_LOG.txt)</w:t>
+        <w:t>Conversation excerpt (full 12-turn run in RUN_LOG.txt / chat_demo_shots.log)</w:t>
       </w:r>
     </w:p>
     <w:p>
       <w:r>
-        <w:rPr>
-          <w:rFonts w:ascii="Consolas" w:hAnsi="Consolas"/>
-          <w:sz w:val="18"/>
-        </w:rPr>
-        <w:t>--- turn 1 (49.2s) ---</w:t>
-        <w:br/>
-        <w:t>user: Hi, my name is Sreeram and I am a grad student in Data Science.</w:t>
-        <w:br/>
-        <w:t>assistant: Hello Sreeram! Welcome to the Data Science program...</w:t>
-        <w:br/>
-        <w:t>used: short_term_count=1, has_session_summary=False, has_lifetime_summary=False, episodic_facts=[]</w:t>
-        <w:br/>
-        <w:br/>
-        <w:t>--- turn 6 (24.4s) ---</w:t>
-        <w:br/>
-        <w:t>user: What is the difference between a session summary and a lifetime summary?</w:t>
-        <w:br/>
-        <w:t>assistant: A session summary is a brief summary of a specific event...</w:t>
-        <w:br/>
-        <w:t>used: short_term_count=11, has_session_summary=True, has_lifetime_summary=False,</w:t>
-        <w:br/>
-        <w:t xml:space="preserve">      episodic_facts=["My advisor's title is Course Advisor", "The user's name is Sreeram...", ...]</w:t>
-        <w:br/>
-        <w:br/>
-        <w:t>--- turn 9 (15.5s) ---</w:t>
-        <w:br/>
-        <w:t>user: What was the first thing I told you about myself?</w:t>
-        <w:br/>
-        <w:t>assistant: I was informed that you are a grad student in Data Science.</w:t>
-        <w:br/>
-        <w:br/>
-        <w:t>--- turn 10 (57.5s) ---</w:t>
-        <w:br/>
-        <w:t>user: Do you remember my preferred office hours format?</w:t>
-        <w:br/>
-        <w:t>assistant: Yes, I remember that you prefer online office hours.</w:t>
-        <w:br/>
-        <w:br/>
-        <w:t>--- turn 11 (19.4s) ---</w:t>
-        <w:br/>
-        <w:t>user: One more thing, I am also minoring in Business Analytics.</w:t>
-        <w:br/>
-        <w:t>used: ..., has_lifetime_summary=True, ...</w:t>
+        <w:drawing>
+          <wp:inline xmlns:a="http://schemas.openxmlformats.org/drawingml/2006/main" xmlns:pic="http://schemas.openxmlformats.org/drawingml/2006/picture">
+            <wp:extent cx="5760720" cy="3247465"/>
+            <wp:docPr id="7" name="Picture 7"/>
+            <wp:cNvGraphicFramePr>
+              <a:graphicFrameLocks noChangeAspect="1"/>
+            </wp:cNvGraphicFramePr>
+            <a:graphic>
+              <a:graphicData uri="http://schemas.openxmlformats.org/drawingml/2006/picture">
+                <pic:pic>
+                  <pic:nvPicPr>
+                    <pic:cNvPr id="0" name="p2_conversation.png"/>
+                    <pic:cNvPicPr/>
+                  </pic:nvPicPr>
+                  <pic:blipFill>
+                    <a:blip r:embed="rId15"/>
+                    <a:stretch>
+                      <a:fillRect/>
+                    </a:stretch>
+                  </pic:blipFill>
+                  <pic:spPr>
+                    <a:xfrm>
+                      <a:off x="0" y="0"/>
+                      <a:ext cx="5760720" cy="3247465"/>
+                    </a:xfrm>
+                    <a:prstGeom prst="rect"/>
+                  </pic:spPr>
+                </pic:pic>
+              </a:graphicData>
+            </a:graphic>
+          </wp:inline>
+        </w:drawing>
       </w:r>
     </w:p>
     <w:p>
@@ -688,7 +815,7 @@
         <w:rPr>
           <w:i/>
         </w:rPr>
-        <w:t>Note: by turn 7, the episodic store had already picked up one wrong fact ('Your major is Computer Science', when the user had said Data Science), and it kept resurfacing in later turns alongside correct facts. extract_episodes does not re-verify a fact against the conversation before storing it, so one hallucinated extraction becomes a persistent, retrievable memory from then on. This is a real property of the system as built, documented here rather than fixed, since catching it required reading the raw per-turn output, not just the final answer.</w:t>
+        <w:t>Note: by turn 8, the episodic store had already picked up one wrong fact ('Your major is Computer Science', when the user had said Data Science in turn 1), and it kept resurfacing in later turns alongside correct facts (visible in the GET /api/memory screenshot below). extract_episodes does not re-verify a fact against the conversation before storing it, so one hallucinated extraction becomes a persistent, retrievable memory from then on. This is a real property of the system as built, documented here rather than fixed, since catching it required reading the raw per-turn output, not just the final answer. It reproduced identically on a second full run of the same 12 messages.</w:t>
       </w:r>
     </w:p>
     <w:p>
@@ -696,28 +823,43 @@
         <w:pStyle w:val="Heading2"/>
       </w:pPr>
       <w:r>
-        <w:t>GET /api/memory/u1 (excerpt)</w:t>
+        <w:t>GET /api/memory/u1_shots (live browser screenshot)</w:t>
       </w:r>
     </w:p>
     <w:p>
       <w:r>
-        <w:rPr>
-          <w:rFonts w:ascii="Consolas" w:hAnsi="Consolas"/>
-          <w:sz w:val="18"/>
-        </w:rPr>
-        <w:t>{</w:t>
-        <w:br/>
-        <w:t xml:space="preserve">  "messages": [ ... last 16 messages ... ],</w:t>
-        <w:br/>
-        <w:t xml:space="preserve">  "latest_session_summary": {"scope":"session","text":"- Sreeram is a grad student...",...},</w:t>
-        <w:br/>
-        <w:t xml:space="preserve">  "latest_lifetime_summary": {"scope":"user","session_id":null,</w:t>
-        <w:br/>
-        <w:t xml:space="preserve">    "text":"- Sreeram is a grad student in Data Science.\n- Courses include...\n- Sreeram prefers online office hours...",...},</w:t>
-        <w:br/>
-        <w:t xml:space="preserve">  "episodes": [ ... last 20 episodic facts, no embedding vectors ... ]</w:t>
-        <w:br/>
-        <w:t>}</w:t>
+        <w:drawing>
+          <wp:inline xmlns:a="http://schemas.openxmlformats.org/drawingml/2006/main" xmlns:pic="http://schemas.openxmlformats.org/drawingml/2006/picture">
+            <wp:extent cx="5760720" cy="5032774"/>
+            <wp:docPr id="8" name="Picture 8"/>
+            <wp:cNvGraphicFramePr>
+              <a:graphicFrameLocks noChangeAspect="1"/>
+            </wp:cNvGraphicFramePr>
+            <a:graphic>
+              <a:graphicData uri="http://schemas.openxmlformats.org/drawingml/2006/picture">
+                <pic:pic>
+                  <pic:nvPicPr>
+                    <pic:cNvPr id="0" name="p2_memory_endpoint_live.png"/>
+                    <pic:cNvPicPr/>
+                  </pic:nvPicPr>
+                  <pic:blipFill>
+                    <a:blip r:embed="rId16"/>
+                    <a:stretch>
+                      <a:fillRect/>
+                    </a:stretch>
+                  </pic:blipFill>
+                  <pic:spPr>
+                    <a:xfrm>
+                      <a:off x="0" y="0"/>
+                      <a:ext cx="5760720" cy="5032774"/>
+                    </a:xfrm>
+                    <a:prstGeom prst="rect"/>
+                  </pic:spPr>
+                </pic:pic>
+              </a:graphicData>
+            </a:graphic>
+          </wp:inline>
+        </w:drawing>
       </w:r>
     </w:p>
     <w:p>
@@ -725,30 +867,43 @@
         <w:pStyle w:val="Heading2"/>
       </w:pPr>
       <w:r>
-        <w:t>GET /api/aggregate/u1</w:t>
+        <w:t>GET /api/aggregate/u1_shots (live browser screenshot)</w:t>
       </w:r>
     </w:p>
     <w:p>
       <w:r>
-        <w:rPr>
-          <w:rFonts w:ascii="Consolas" w:hAnsi="Consolas"/>
-          <w:sz w:val="18"/>
-        </w:rPr>
-        <w:t>{</w:t>
-        <w:br/>
-        <w:t xml:space="preserve">  "daily_message_counts": [{"date": "2026-10-19", "count": 24}],</w:t>
-        <w:br/>
-        <w:t xml:space="preserve">  "recent_summaries": [</w:t>
-        <w:br/>
-        <w:t xml:space="preserve">    {"scope":"user","session_id":null,"text":"- Sreeram is a grad student in Data Science.\n..."},</w:t>
-        <w:br/>
-        <w:t xml:space="preserve">    {"scope":"session","text":"- **User Information**: Sreeram, a grad student...\n..."},</w:t>
-        <w:br/>
-        <w:t xml:space="preserve">    {"scope":"session","text":"- Sreeram is a grad student in Data Science.\n..."}</w:t>
-        <w:br/>
-        <w:t xml:space="preserve">  ]</w:t>
-        <w:br/>
-        <w:t>}</w:t>
+        <w:drawing>
+          <wp:inline xmlns:a="http://schemas.openxmlformats.org/drawingml/2006/main" xmlns:pic="http://schemas.openxmlformats.org/drawingml/2006/picture">
+            <wp:extent cx="5760720" cy="4189615"/>
+            <wp:docPr id="9" name="Picture 9"/>
+            <wp:cNvGraphicFramePr>
+              <a:graphicFrameLocks noChangeAspect="1"/>
+            </wp:cNvGraphicFramePr>
+            <a:graphic>
+              <a:graphicData uri="http://schemas.openxmlformats.org/drawingml/2006/picture">
+                <pic:pic>
+                  <pic:nvPicPr>
+                    <pic:cNvPr id="0" name="p2_aggregate_endpoint_live.png"/>
+                    <pic:cNvPicPr/>
+                  </pic:nvPicPr>
+                  <pic:blipFill>
+                    <a:blip r:embed="rId17"/>
+                    <a:stretch>
+                      <a:fillRect/>
+                    </a:stretch>
+                  </pic:blipFill>
+                  <pic:spPr>
+                    <a:xfrm>
+                      <a:off x="0" y="0"/>
+                      <a:ext cx="5760720" cy="4189615"/>
+                    </a:xfrm>
+                    <a:prstGeom prst="rect"/>
+                  </pic:spPr>
+                </pic:pic>
+              </a:graphicData>
+            </a:graphic>
+          </wp:inline>
+        </w:drawing>
       </w:r>
     </w:p>
     <w:p>
@@ -761,31 +916,38 @@
     </w:p>
     <w:p>
       <w:r>
-        <w:rPr>
-          <w:rFonts w:ascii="Consolas" w:hAnsi="Consolas"/>
-          <w:sz w:val="18"/>
-        </w:rPr>
-        <w:t>&gt; db.messages.countDocuments({})</w:t>
-        <w:br/>
-        <w:t>24</w:t>
-        <w:br/>
-        <w:br/>
-        <w:t>&gt; db.summaries.find({},{text:1,scope:1,session_id:1})</w:t>
-        <w:br/>
-        <w:t>{ session_id: "962b885ce775", scope: "session", text: "- Sreeram is a grad student..." }</w:t>
-        <w:br/>
-        <w:t>{ session_id: "962b885ce775", scope: "session", text: "- **User Information**: Sreeram..." }</w:t>
-        <w:br/>
-        <w:t>{ session_id: null, scope: "user", text: "- Sreeram is a grad student in Data Science...\n- Sreeram prefers online office hours for better communication...\n- Data Science and AI departments offer courses..." }</w:t>
-        <w:br/>
-        <w:br/>
-        <w:t>&gt; db.episodes.find({},{embedding:0}).limit(3)</w:t>
-        <w:br/>
-        <w:t>{ fact: "The user's name is Sreeram and they are a grad student in Data Science.", importance: 0.8 }</w:t>
-        <w:br/>
-        <w:t>{ fact: "The Computer Science department offers courses in programming languages...", importance: 0.8 }</w:t>
-        <w:br/>
-        <w:t>{ fact: "The user is interested in cloud computing.", importance: 0.8 }</w:t>
+        <w:drawing>
+          <wp:inline xmlns:a="http://schemas.openxmlformats.org/drawingml/2006/main" xmlns:pic="http://schemas.openxmlformats.org/drawingml/2006/picture">
+            <wp:extent cx="5760720" cy="14712427"/>
+            <wp:docPr id="10" name="Picture 10"/>
+            <wp:cNvGraphicFramePr>
+              <a:graphicFrameLocks noChangeAspect="1"/>
+            </wp:cNvGraphicFramePr>
+            <a:graphic>
+              <a:graphicData uri="http://schemas.openxmlformats.org/drawingml/2006/picture">
+                <pic:pic>
+                  <pic:nvPicPr>
+                    <pic:cNvPr id="0" name="mongo_memory.png"/>
+                    <pic:cNvPicPr/>
+                  </pic:nvPicPr>
+                  <pic:blipFill>
+                    <a:blip r:embed="rId18"/>
+                    <a:stretch>
+                      <a:fillRect/>
+                    </a:stretch>
+                  </pic:blipFill>
+                  <pic:spPr>
+                    <a:xfrm>
+                      <a:off x="0" y="0"/>
+                      <a:ext cx="5760720" cy="14712427"/>
+                    </a:xfrm>
+                    <a:prstGeom prst="rect"/>
+                  </pic:spPr>
+                </pic:pic>
+              </a:graphicData>
+            </a:graphic>
+          </wp:inline>
+        </w:drawing>
       </w:r>
     </w:p>
     <w:p>
@@ -1252,6 +1414,47 @@
         <w:t>Stress test: 56-line file, 3 planted duplicates, 3 planted contradictions</w:t>
       </w:r>
     </w:p>
+    <w:p>
+      <w:r>
+        <w:t>Pipeline output (consolidation_result.json):</w:t>
+      </w:r>
+    </w:p>
+    <w:p>
+      <w:r>
+        <w:drawing>
+          <wp:inline xmlns:a="http://schemas.openxmlformats.org/drawingml/2006/main" xmlns:pic="http://schemas.openxmlformats.org/drawingml/2006/picture">
+            <wp:extent cx="5760720" cy="6319849"/>
+            <wp:docPr id="11" name="Picture 11"/>
+            <wp:cNvGraphicFramePr>
+              <a:graphicFrameLocks noChangeAspect="1"/>
+            </wp:cNvGraphicFramePr>
+            <a:graphic>
+              <a:graphicData uri="http://schemas.openxmlformats.org/drawingml/2006/picture">
+                <pic:pic>
+                  <pic:nvPicPr>
+                    <pic:cNvPr id="0" name="p4_consolidation.png"/>
+                    <pic:cNvPicPr/>
+                  </pic:nvPicPr>
+                  <pic:blipFill>
+                    <a:blip r:embed="rId19"/>
+                    <a:stretch>
+                      <a:fillRect/>
+                    </a:stretch>
+                  </pic:blipFill>
+                  <pic:spPr>
+                    <a:xfrm>
+                      <a:off x="0" y="0"/>
+                      <a:ext cx="5760720" cy="6319849"/>
+                    </a:xfrm>
+                    <a:prstGeom prst="rect"/>
+                  </pic:spPr>
+                </pic:pic>
+              </a:graphicData>
+            </a:graphic>
+          </wp:inline>
+        </w:drawing>
+      </w:r>
+    </w:p>
     <w:tbl>
       <w:tblPr>
         <w:tblStyle w:val="TableGrid"/>
@@ -1433,31 +1636,38 @@
     </w:p>
     <w:p>
       <w:r>
-        <w:rPr>
-          <w:rFonts w:ascii="Consolas" w:hAnsi="Consolas"/>
-          <w:sz w:val="18"/>
-        </w:rPr>
-        <w:t>[PASS] has a docstring (AGENT.md: short module-level docstring)</w:t>
-        <w:br/>
-        <w:t>[PASS] does not import ollama directly (AGENT.md: always via ModelClient)</w:t>
-        <w:br/>
-        <w:t>[PASS] does not open a new MongoClient (AGENT.md: reuse existing adapters)</w:t>
-        <w:br/>
-        <w:br/>
-        <w:t>overall: PASS</w:t>
-        <w:br/>
-        <w:br/>
-        <w:t>Generated function (for reference):</w:t>
-        <w:br/>
-        <w:t>def get_published_announcements(db):</w:t>
-        <w:br/>
-        <w:t xml:space="preserve">    """Returns the titles of the 3 most recently created and published announcements."""</w:t>
-        <w:br/>
-        <w:t xml:space="preserve">    announcements = db.announcements.find_and_modify(</w:t>
-        <w:br/>
-        <w:t xml:space="preserve">        sort=[(-1, "created_date")], limit=3, new=True).pretty()</w:t>
-        <w:br/>
-        <w:t xml:space="preserve">    return [a["title"] for a in announcements]</w:t>
+        <w:drawing>
+          <wp:inline xmlns:a="http://schemas.openxmlformats.org/drawingml/2006/main" xmlns:pic="http://schemas.openxmlformats.org/drawingml/2006/picture">
+            <wp:extent cx="5760720" cy="3603274"/>
+            <wp:docPr id="12" name="Picture 12"/>
+            <wp:cNvGraphicFramePr>
+              <a:graphicFrameLocks noChangeAspect="1"/>
+            </wp:cNvGraphicFramePr>
+            <a:graphic>
+              <a:graphicData uri="http://schemas.openxmlformats.org/drawingml/2006/picture">
+                <pic:pic>
+                  <pic:nvPicPr>
+                    <pic:cNvPr id="0" name="p4_compliance.png"/>
+                    <pic:cNvPicPr/>
+                  </pic:nvPicPr>
+                  <pic:blipFill>
+                    <a:blip r:embed="rId20"/>
+                    <a:stretch>
+                      <a:fillRect/>
+                    </a:stretch>
+                  </pic:blipFill>
+                  <pic:spPr>
+                    <a:xfrm>
+                      <a:off x="0" y="0"/>
+                      <a:ext cx="5760720" cy="3603274"/>
+                    </a:xfrm>
+                    <a:prstGeom prst="rect"/>
+                  </pic:spPr>
+                </pic:pic>
+              </a:graphicData>
+            </a:graphic>
+          </wp:inline>
+        </w:drawing>
       </w:r>
     </w:p>
     <w:p>

--- a/reports/hw06/Achutuni_HW6.docx
+++ b/reports/hw06/Achutuni_HW6.docx
@@ -280,7 +280,7 @@
           </w:tcPr>
           <w:p>
             <w:r>
-              <w:t>29ff8ba437e101bb30c5e976f00b760ac5c99528</w:t>
+              <w:t>1dc510029be8ca31159b24fd95eef0163692d5b5</w:t>
             </w:r>
           </w:p>
         </w:tc>
